--- a/tillsyn/A 26180-2025 tillsynsbegäran.docx
+++ b/tillsyn/A 26180-2025 tillsynsbegäran.docx
@@ -407,7 +407,7 @@
     <w:r>
       <w:tab/>
       <w:tab/>
-      <w:t>2025-06-13</w:t>
+      <w:t>2025-06-15</w:t>
       <w:br/>
       <w:br/>
     </w:r>

--- a/tillsyn/A 26180-2025 tillsynsbegäran.docx
+++ b/tillsyn/A 26180-2025 tillsynsbegäran.docx
@@ -22,7 +22,138 @@
     </w:p>
     <w:p>
       <w:r>
-        <w:t>Nedan beskrivs fynd av fridlysta arter som gjorts i det avverkningsanmälda området. I BILAGA 1 finns artfakta om fridlysta arter.</w:t>
+        <w:t>Nedan beskrivs fynd av naturvårdsarter och fridlysta arter som gjorts i det avverkningsanmälda området. I BILAGA 1 finns artfakta om fridlysta arter.</w:t>
+      </w:r>
+    </w:p>
+    <w:p>
+      <w:pPr>
+        <w:pStyle w:val="Heading1"/>
+      </w:pPr>
+      <w:r>
+        <w:t>Naturvårdsarter</w:t>
+      </w:r>
+    </w:p>
+    <w:p>
+      <w:r>
+        <w:t>I avverkningsanmälan har följande 9 naturvårdsarter hittats: dvärgbägarlav (NT), garnlav (NT), kolflarnlav (NT), mörk kolflarnlav (NT), tretåig hackspett (NT, §4), vedflamlav (NT), vedskivlav (NT), dropptaggsvamp (S) och vedticka (S). Av dessa är 7 rödlistade. För rödlistade arter har rödlistekategorin angivits inom parentes. Arter som är signalarter enligt Skogsstyrelsen har markerats med (S). För fridlysta arter anges även paragrafen i Artskyddsförordningen som arten är fridlyst enligt.</w:t>
+      </w:r>
+    </w:p>
+    <w:p>
+      <w:r>
+        <w:t>De påträffade naturvårdsarterna är ett tydligt kvitto på att detta rör sig om en skog med höga naturvärden. I Figur 1 visas en karta över det avverkningsanmälda området, där samtliga fyndplatser för naturvårdsarter som finns registrerade på Artportalen har markerats.</w:t>
+      </w:r>
+    </w:p>
+    <w:p>
+      <w:pPr>
+        <w:pStyle w:val="Caption"/>
+      </w:pPr>
+      <w:r>
+        <w:drawing>
+          <wp:inline xmlns:a="http://schemas.openxmlformats.org/drawingml/2006/main" xmlns:pic="http://schemas.openxmlformats.org/drawingml/2006/picture">
+            <wp:extent cx="5486400" cy="3346411"/>
+            <wp:docPr id="1" name="Picture 1"/>
+            <wp:cNvGraphicFramePr>
+              <a:graphicFrameLocks noChangeAspect="1"/>
+            </wp:cNvGraphicFramePr>
+            <a:graphic>
+              <a:graphicData uri="http://schemas.openxmlformats.org/drawingml/2006/picture">
+                <pic:pic>
+                  <pic:nvPicPr>
+                    <pic:cNvPr id="0" name="A 26180-2025 karta.png"/>
+                    <pic:cNvPicPr/>
+                  </pic:nvPicPr>
+                  <pic:blipFill>
+                    <a:blip r:embed="rId16"/>
+                    <a:stretch>
+                      <a:fillRect/>
+                    </a:stretch>
+                  </pic:blipFill>
+                  <pic:spPr>
+                    <a:xfrm>
+                      <a:off x="0" y="0"/>
+                      <a:ext cx="5486400" cy="3346411"/>
+                    </a:xfrm>
+                    <a:prstGeom prst="rect"/>
+                  </pic:spPr>
+                </pic:pic>
+              </a:graphicData>
+            </a:graphic>
+          </wp:inline>
+        </w:drawing>
+      </w:r>
+    </w:p>
+    <w:p>
+      <w:pPr>
+        <w:pStyle w:val="Caption"/>
+      </w:pPr>
+      <w:r>
+        <w:t>Figur 1. Fyndplatser för naturvårdsarter i det avverkningsanmälda området (röd linje). Markörer utan svart kant är placerade på fyndplatsen. Markörer med svart kant är placerade vid sidan av fyndplatsen och har ett svart streck som visar fyndplatsens exakta position. Kartans mittpunktskoordinat är N 6818826, E 488604 i SWEREF 99 TM.</w:t>
+      </w:r>
+    </w:p>
+    <w:p>
+      <w:r>
+        <w:rPr>
+          <w:b/>
+        </w:rPr>
+        <w:t>Dvärgbägarlav (NT)</w:t>
+      </w:r>
+      <w:r>
+        <w:t xml:space="preserve"> förekommer över hela Sverige på gammal hård ved, huvudsakligen på tall men i södra Sverige även på ek. Veden utgörs framförallt av grova stubbar, lågor och grenar. Substratet har blivit sällsyntare och nybildning av substrat sker bara i begränsad omfattning. Arten hotas av att grova lågor blir allt sällsyntare i dagens kulturskogar samt att nybildningen av lämpliga substrat går mycket långsamt. En riklig tillgång på gamla tall- eller eklågor måste säkerställas på artens lokaler (SLU Artdatabanken, 2024; Nitare &amp; Skogsstyrelsen, 2019).</w:t>
+      </w:r>
+    </w:p>
+    <w:p>
+      <w:r>
+        <w:rPr>
+          <w:b/>
+        </w:rPr>
+        <w:t>Garnlav (NT)</w:t>
+      </w:r>
+      <w:r>
+        <w:t xml:space="preserve"> är en utpräglad barrskogsart som ibland kan drapera träden i norrländska grannaturskogar med hög luftfuktighet. Den förekommer även i talldominerade bestånd där den, förutom i trädens grenverk, påträffas hängande över ojämnheter i tallbarken. Arten har minskat starkt i södra och mellersta Sverige och den minskar även i sitt nordliga utbredningsområde. Orsaken till tillbakagången beror främst på slutavverkningar av naturskogsartade skogar. Bestånd med riklig förekomst bör regelmässigt sparas. Garnlav är värdväxt för den mycket sällsynta och akut hotade fjärilen barrskogslavfly (CR) som hör hemma i boreala barrskogar med riklig förekomst av värdväxten. Tidigare kunde arten konstateras årligen på flera platser vid Dala-Floda i Dalarna innan lokalerna kalavverkades. Senaste fyndet i landet av barrskogslavfly är från år 2000 då den påträffades vid Högberget i Sollefteå kommun (SLU Artdatabanken, 2024).</w:t>
+      </w:r>
+    </w:p>
+    <w:p>
+      <w:r>
+        <w:rPr>
+          <w:b/>
+        </w:rPr>
+        <w:t>Kolflarnlav (NT)</w:t>
+      </w:r>
+      <w:r>
+        <w:t xml:space="preserve"> är brandberoende och växer nästan uteslutande på kolad hård kärnved av tall. Etableringen verkar ske först 100–300 år efter brand och nytt substrat nybildas i mycket begränsad omfattning. Avverkning av tallskog av naturskogskaraktär med spår av återkommande bränder är ett hot och mängden lämplig ved att växa på för arten minskar dels på grund av naturlig nedbrytning men framförallt på grund av att det förstörs i samband med slutavverkningar, gallringar och markberedning. Såväl kolflarnlav som mörk kolflarnlav har glänsande bålfjäll och förekommer främst i tall- och blandbarrskogar av naturskogskaraktär med spår av återkommande bränder. Skogar som dessa hyser höga biologiska värden och bör skyddas (SLU Artdatabanken, 2024).</w:t>
+      </w:r>
+    </w:p>
+    <w:p>
+      <w:r>
+        <w:rPr>
+          <w:b/>
+        </w:rPr>
+        <w:t>Mörk kolflarnlav (NT)</w:t>
+      </w:r>
+      <w:r>
+        <w:t xml:space="preserve"> är brandberoende och växer nästan uteslutande på kolad hård kärnved av tall. Arten förekommer främst i glesa, öppna tall- och blandbarrskogar av naturskogskaraktär och etableringen verkar ske sent efter brand, kanske först efter 100–300 år. Mörk kolflarnlav indikerar skog med höga naturvärden och vanligast är att den påträffas på rester av nedbrunna torrakor och högstubbar och lågstubbar som är så grova att hela innandömet är urbränt. Tall- och blandbarrskogar av naturskogskaraktär med spår av återkommande bränder hyser höga biologiska värden och bör skyddas (SLU Artdatabanken, 2024).</w:t>
+      </w:r>
+    </w:p>
+    <w:p>
+      <w:r>
+        <w:rPr>
+          <w:b/>
+        </w:rPr>
+        <w:t>Vedflamlav (NT)</w:t>
+      </w:r>
+      <w:r>
+        <w:t xml:space="preserve"> växer på gammal hård och torr, exponerad kärnved av tall, främst på högstubbar i ljusöppna lägen, t.ex. vid och på myrar, sjökanter, i glesa hällmarkskogar och i brandpräglade tallnaturskogar. Substratet nyskapas i begränsad omfattning och arten är en utmärkt indikator på höga naturvärden i denna skogstyp. Tall- och barrblandskogar med naturskogskaraktär och spår av bränder har ofta höga biologiska värden och bör skyddas (SLU Artdatabanken, 2024).</w:t>
+      </w:r>
+    </w:p>
+    <w:p>
+      <w:r>
+        <w:rPr>
+          <w:b/>
+        </w:rPr>
+        <w:t>Vedskivlav (NT)</w:t>
+      </w:r>
+      <w:r>
+        <w:t xml:space="preserve"> växer på gammal, torr, exponerad, hård kärnved av framförallt tall i naturskogsartade bestånd. Avverkning av tallskog av naturskogskaraktär med spår av återkommande bränder är ett hot. Mängden lämplig ved att växa på för vedskivlav minskar, dels på grund av naturlig nedbrytning men framförallt på grund av att de förstörs i samband med slutavverkningar, gallringar och markberedning. Tall- och blandbarrskogar av naturskogskaraktär med spår av återkommande bränder bör skyddas (SLU Artdatabanken, 2024).</w:t>
       </w:r>
     </w:p>
     <w:p>
@@ -35,7 +166,21 @@
     </w:p>
     <w:p>
       <w:r>
-        <w:t>Följande fridlysta arter har sina livsmiljöer och växtplatser i den avverkningsanmälda skogen: .</w:t>
+        <w:t>Följande fridlysta arter har sina livsmiljöer och växtplatser i den avverkningsanmälda skogen: tretåig hackspett (NT, §4).</w:t>
+      </w:r>
+    </w:p>
+    <w:p>
+      <w:r>
+        <w:t xml:space="preserve">Observera att medlemsländerna är skyldiga att agera i enlighet med EU:s fågeldirektiv där det uttryckligen står att direktivet gäller för fåglar samt för deras ägg, bon och </w:t>
+      </w:r>
+      <w:r>
+        <w:rPr>
+          <w:b/>
+        </w:rPr>
+        <w:t xml:space="preserve">livsmiljöer </w:t>
+      </w:r>
+      <w:r>
+        <w:t>(artikel 1). Vidare att de åtgärder som vidtas inte får leda till en försämring av den nuvarande situationen beträffande bevarandet av de fågelarter som avses i artikel 1 (artikel 13). Fågeldirektivet är styrande för tillsynsansvariga myndigheters ärendehantering, ställningstaganden och beslutsfattande.</w:t>
       </w:r>
     </w:p>
     <w:p>
@@ -62,7 +207,7 @@
         <w:drawing>
           <wp:inline xmlns:a="http://schemas.openxmlformats.org/drawingml/2006/main" xmlns:pic="http://schemas.openxmlformats.org/drawingml/2006/picture">
             <wp:extent cx="5486400" cy="3867423"/>
-            <wp:docPr id="1" name="Picture 1"/>
+            <wp:docPr id="2" name="Picture 2"/>
             <wp:cNvGraphicFramePr>
               <a:graphicFrameLocks noChangeAspect="1"/>
             </wp:cNvGraphicFramePr>
@@ -74,7 +219,7 @@
                     <pic:cNvPicPr/>
                   </pic:nvPicPr>
                   <pic:blipFill>
-                    <a:blip r:embed="rId16"/>
+                    <a:blip r:embed="rId17"/>
                     <a:stretch>
                       <a:fillRect/>
                     </a:stretch>
@@ -105,6 +250,17 @@
       <w:pPr>
         <w:pStyle w:val="Caption"/>
       </w:pPr>
+    </w:p>
+    <w:p>
+      <w:r>
+        <w:rPr>
+          <w:b/>
+        </w:rPr>
+        <w:t>Tretåig hackspett (NT, §4)</w:t>
+      </w:r>
+      <w:r>
+        <w:t xml:space="preserve"> är rödlistad som nära hotad och ingår i bilaga 1 i EU:s fågeldirektiv. Tretåig hackspett är för sin överlevnad beroende av kontinuerlig tillförsel av äldre döende och död ved, som sker genom naturliga självgallringsprocesser i äldre grannaturskogar och barrblandade naturskogar. Om en skog genom skogsbruk gallras eller glesas ur så upphör och uteblir i stort sett den naturliga självgallringsprocessen för mycket lång tid framöver vilket omöjliggör upprätthållandet av den kontinuerliga ekologiska funktionen i ett område. Det finns studier som visar att naturskogens självgallringsprocess som den tretåiga hackspetten är beroende av, inte kan ersättas med efterlämnad hänsyn i skogsbruket (Imbeau &amp; Desrochers, 2002). Storleken på häckningsreviret varierar med skogstypen, förekomsten av död ved och graden av fragmentering, men är i allmänhet i storleksordningen 25–100 hektar. Vintertid krävs ofta betydligt större områden och det finns studier som antyder att arten behöver minst 100 hektar äldre skog. I områden med låg bonitet kan det behövas över 200 hektar lämpligt habitat för att ett par ska kunna reproducera sig. Områden med dokumenterad permanent förekomst i naturskogsmiljöer har vanligen så stora naturvärden att skogsbruk är olämpligt (Skogsstyrelsen, 2016).</w:t>
+      </w:r>
     </w:p>
     <w:p>
       <w:r>
@@ -279,6 +435,169 @@
         <w:t>SLU Artdatabanken, Uppsala</w:t>
       </w:r>
     </w:p>
+    <w:p>
+      <w:pPr>
+        <w:pStyle w:val="Heading1"/>
+      </w:pPr>
+      <w:r>
+        <w:t>Tretåig hackspett – ekologi samt krav på livsmiljön</w:t>
+      </w:r>
+    </w:p>
+    <w:p>
+      <w:r>
+        <w:t xml:space="preserve">Tretåig hackspett (NT) är fridlyst enligt §4 Artskyddsförordningen och finns med som prioriterad art i Skogsstyrelsen vägledning för skogsbruket (bilaga 4 till SVL). I vägledningen står bland annat att: </w:t>
+      </w:r>
+      <w:r>
+        <w:rPr>
+          <w:i/>
+        </w:rPr>
+        <w:t xml:space="preserve">“Tretåig hackspett har stora arealkrav och höga krav på sin livsmiljö. Omdaningen av naturskogar till kulturskogar medför en förlust av viktiga miljöer, något som förstärks av ökad fragmentering till följd av avverkningar.” </w:t>
+      </w:r>
+      <w:r>
+        <w:t xml:space="preserve">Vidare att: </w:t>
+      </w:r>
+      <w:r>
+        <w:rPr>
+          <w:i/>
+        </w:rPr>
+        <w:t>“Områden med dokumenterad permanent förekomst i naturskogsmiljöer har vanligen så stora naturvärden att skogsbruk är olämpligt”.</w:t>
+      </w:r>
+    </w:p>
+    <w:p>
+      <w:r>
+        <w:t>Tretåig hackspett är beroende av större sammanhängande naturskogar med kontinuerlig tillgång och nybildning av död ved och fragmentering av livsmiljöerna utgör ett stort hot mot arten (se exempelvis Stachura-Skierczynska et al., 2009; Wesolowski et al., 2005; Butler et al., 2004; Pakkala et al., 2002; Amcoff et al., 1996; Virkkala, 1991). Det finns studier som visar att naturskogens självgallringsprocess som den tretåiga hackspetten är beroende av, inte kan ersättas med efterlämnad hänsyn i skogsbruket (Imbeau &amp; Desrochers, 2002).</w:t>
+      </w:r>
+    </w:p>
+    <w:p>
+      <w:r>
+        <w:t>Permanenta revir av tretåig hackspett karaktäriseras ofta av artens typiska ringformigt ordnade hackmärken på framför allt gamla granar. För att säkerställa att inte revir av tretåig hackspett drabbas av avverkningsplanerna bör en inventering göras i området både under häckningstid och under vintern, då arten utnyttjar betydligt större områden än under sommarens häckningsrevir. Storleken på häckningsreviret varierar med skogstypen, förekomsten av död ved och graden av fragmentering, men är i allmänhet i storleksordningen 25–100 hektar.</w:t>
+      </w:r>
+    </w:p>
+    <w:p>
+      <w:r>
+        <w:t>Förutom fridlysning enligt §4 Artskyddsförordningen är tretåig hackspett även förtecknad i EU:s fågeldirektiv bilaga 1. Den ingår också i Natura 2000 och är förtecknad i Bernkonventionen bilaga II (strikt skyddade djurarter).</w:t>
+      </w:r>
+    </w:p>
+    <w:p>
+      <w:pPr>
+        <w:pStyle w:val="Heading2"/>
+      </w:pPr>
+      <w:r>
+        <w:t>Referenser – tretåig hackspett</w:t>
+      </w:r>
+    </w:p>
+    <w:p>
+      <w:r>
+        <w:t xml:space="preserve">Amcoff, M. &amp; Eriksson, P. 1996. </w:t>
+      </w:r>
+      <w:r>
+        <w:rPr>
+          <w:i/>
+        </w:rPr>
+        <w:t xml:space="preserve">Förekomst av tretåig hackspett Picoides tridactylus på bestånds- och landskapsnivå. </w:t>
+      </w:r>
+      <w:r>
+        <w:t>Ornis Svecica 6: 107–119</w:t>
+      </w:r>
+    </w:p>
+    <w:p>
+      <w:r>
+        <w:t xml:space="preserve">Butler, R., Angelstam, P., Ekelund, P. &amp; Schlaeffer, R. 2004. </w:t>
+      </w:r>
+      <w:r>
+        <w:rPr>
+          <w:i/>
+        </w:rPr>
+        <w:t xml:space="preserve">Dead wood threshold values for the three-toed woodpecker presence in boreal and sub-Alpine forest. </w:t>
+      </w:r>
+      <w:r>
+        <w:t>Biological conservation 119(3): 305–318</w:t>
+      </w:r>
+    </w:p>
+    <w:p>
+      <w:r>
+        <w:t xml:space="preserve">Imbeau, L. &amp; Desrochers, A. 2002. </w:t>
+      </w:r>
+      <w:r>
+        <w:rPr>
+          <w:i/>
+        </w:rPr>
+        <w:t xml:space="preserve">Foraging Ecology and Use of Drumming Trees by Three-Toed Woodpeckers. </w:t>
+      </w:r>
+      <w:r>
+        <w:t>The Journal of Wildlife Management. Vol. 66, No. 1 (Jan., 2002), pp. 222–231.</w:t>
+      </w:r>
+    </w:p>
+    <w:p>
+      <w:r>
+        <w:t xml:space="preserve">Pakkala, T., Hanski, I. &amp; Tomppo, E. 2002. </w:t>
+      </w:r>
+      <w:r>
+        <w:rPr>
+          <w:i/>
+        </w:rPr>
+        <w:t xml:space="preserve">Spatial ecology of the three-toed woodpecker in managed forest landscapes. </w:t>
+      </w:r>
+      <w:r>
+        <w:t>Silva Fennica 36(1): 279–288.</w:t>
+      </w:r>
+    </w:p>
+    <w:p>
+      <w:r>
+        <w:t xml:space="preserve">Skogsstyrelsen, 2016. </w:t>
+      </w:r>
+      <w:r>
+        <w:rPr>
+          <w:i/>
+        </w:rPr>
+        <w:t xml:space="preserve">Vägledning för hänsyn till fåglar – Tretåig hackspett. </w:t>
+      </w:r>
+      <w:r>
+        <w:t>www.skogsstyrelsen.se</w:t>
+      </w:r>
+    </w:p>
+    <w:p>
+      <w:r>
+        <w:t xml:space="preserve">Stachura-Skierczynska, K., Tumiel, T. &amp; Skierczynski, M. 2009. </w:t>
+      </w:r>
+      <w:r>
+        <w:rPr>
+          <w:i/>
+        </w:rPr>
+        <w:t xml:space="preserve">Habitat prediction model for three-toed woodpecker and its implications for the conservation of biologically valuable forests. </w:t>
+      </w:r>
+      <w:r>
+        <w:t>Forest Ecology and Management 258(5): 697–703.</w:t>
+      </w:r>
+    </w:p>
+    <w:p>
+      <w:r>
+        <w:t xml:space="preserve">Virkkala, R. 1991. </w:t>
+      </w:r>
+      <w:r>
+        <w:rPr>
+          <w:i/>
+        </w:rPr>
+        <w:t xml:space="preserve">Population trends of forest birds in a Finnish Lapland landscape of large habitat blocks – Consequences of stochastic environmental variation or regional habitat alteration. </w:t>
+      </w:r>
+      <w:r>
+        <w:t>Biological conservation 56(2): 223–240</w:t>
+      </w:r>
+    </w:p>
+    <w:p>
+      <w:r>
+        <w:t xml:space="preserve">Wesolowski, T., Czeszczewik, D. &amp; Rowinski, P. 2005. </w:t>
+      </w:r>
+      <w:r>
+        <w:rPr>
+          <w:i/>
+        </w:rPr>
+        <w:t xml:space="preserve">Effects of forest management on Three-toed Woodpecker Picoides tridactylus distribution in the Bialowieza Forest (NE Poland): conservation implications. </w:t>
+      </w:r>
+      <w:r>
+        <w:t>Acta Ornithologica 40(1): 53–60.</w:t>
+      </w:r>
+    </w:p>
     <w:sectPr>
       <w:headerReference w:type="even" r:id="rId8"/>
       <w:headerReference w:type="default" r:id="rId9"/>
@@ -407,7 +726,7 @@
     <w:r>
       <w:tab/>
       <w:tab/>
-      <w:t>2025-06-15</w:t>
+      <w:t>2025-06-16</w:t>
       <w:br/>
       <w:br/>
     </w:r>

--- a/tillsyn/A 26180-2025 tillsynsbegäran.docx
+++ b/tillsyn/A 26180-2025 tillsynsbegäran.docx
@@ -22,7 +22,7 @@
     </w:p>
     <w:p>
       <w:r>
-        <w:t>Nedan beskrivs fynd av naturvårdsarter och fridlysta arter som gjorts i det avverkningsanmälda området. I BILAGA 1 finns artfakta om fridlysta arter.</w:t>
+        <w:t>Nedan beskrivs fynd av naturvårdsarter och fridlysta arter som gjorts i det avverkningsanmälda området. I BILAGA 1 finns artfakta om fridlysta och rödlistade arter.</w:t>
       </w:r>
     </w:p>
     <w:p>
@@ -35,7 +35,7 @@
     </w:p>
     <w:p>
       <w:r>
-        <w:t>I avverkningsanmälan har följande 9 naturvårdsarter hittats: dvärgbägarlav (NT), garnlav (NT), kolflarnlav (NT), mörk kolflarnlav (NT), tretåig hackspett (NT, §4), vedflamlav (NT), vedskivlav (NT), dropptaggsvamp (S) och vedticka (S). Av dessa är 7 rödlistade. För rödlistade arter har rödlistekategorin angivits inom parentes. Arter som är signalarter enligt Skogsstyrelsen har markerats med (S). För fridlysta arter anges även paragrafen i Artskyddsförordningen som arten är fridlyst enligt.</w:t>
+        <w:t>I avverkningsanmälan har följande 13 naturvårdsarter hittats: dvärgbägarlav (NT), garnlav (NT), kolflarnlav (NT), lunglav (NT), mörk kolflarnlav (NT), tallticka (NT), talltita (NT, §4), tretåig hackspett (NT, §4), vedflamlav (NT), vedskivlav (NT), dropptaggsvamp (S), vedticka (S) och nattviol (§8). Av dessa är 10 rödlistade. För rödlistade arter har rödlistekategorin angivits inom parentes. Arter som är signalarter enligt Skogsstyrelsen har markerats med (S). För fridlysta arter anges även paragrafen i Artskyddsförordningen som arten är fridlyst enligt.</w:t>
       </w:r>
     </w:p>
     <w:p>
@@ -128,10 +128,32 @@
         <w:rPr>
           <w:b/>
         </w:rPr>
+        <w:t>Lunglav (NT)</w:t>
+      </w:r>
+      <w:r>
+        <w:t xml:space="preserve"> är en av vårt lands främsta signalarter som överallt indikerar gamla lövträd, skogsbestånd med höga naturvärden och ekosystem med lång skoglig kontinuitet. Lokalt kan förekomsten vara mycket riklig men den hittas nästan enbart i gamla och ej slutavverkade skogar. Artens samtliga förekomster bör uppmärksammas från naturvårdssynpunkt, då många lokaler även hyser andra ovanliga och rödlistade arter. Rikliga förekomster bör skyddas med biotopskydd, frivilliga avsättningar eller reservat (SLU Artdatabanken, 2024; Nitare &amp; Skogsstyrelsen, 2019).</w:t>
+      </w:r>
+    </w:p>
+    <w:p>
+      <w:r>
+        <w:rPr>
+          <w:b/>
+        </w:rPr>
         <w:t>Mörk kolflarnlav (NT)</w:t>
       </w:r>
       <w:r>
         <w:t xml:space="preserve"> är brandberoende och växer nästan uteslutande på kolad hård kärnved av tall. Arten förekommer främst i glesa, öppna tall- och blandbarrskogar av naturskogskaraktär och etableringen verkar ske sent efter brand, kanske först efter 100–300 år. Mörk kolflarnlav indikerar skog med höga naturvärden och vanligast är att den påträffas på rester av nedbrunna torrakor och högstubbar och lågstubbar som är så grova att hela innandömet är urbränt. Tall- och blandbarrskogar av naturskogskaraktär med spår av återkommande bränder hyser höga biologiska värden och bör skyddas (SLU Artdatabanken, 2024).</w:t>
+      </w:r>
+    </w:p>
+    <w:p>
+      <w:r>
+        <w:rPr>
+          <w:b/>
+        </w:rPr>
+        <w:t xml:space="preserve">Tallticka (NT) </w:t>
+      </w:r>
+      <w:r>
+        <w:t>uppträder först på tallar som är 100–150 år gamla men är vanligast på träd som är runt 150–200 år eller äldre. I skogslandskapet är den främst knuten till tallnaturskogar och restbiotoper med biologiskt gamla träd och signalerar vanligtvis skyddsvärda tallbestånd med höga naturvärden (SLU Artdatabanken, 2023; Nitare &amp; Skogsstyrelsen, 2019).</w:t>
       </w:r>
     </w:p>
     <w:p>
@@ -166,7 +188,7 @@
     </w:p>
     <w:p>
       <w:r>
-        <w:t>Följande fridlysta arter har sina livsmiljöer och växtplatser i den avverkningsanmälda skogen: tretåig hackspett (NT, §4).</w:t>
+        <w:t>Följande fridlysta arter har sina livsmiljöer och växtplatser i den avverkningsanmälda skogen: talltita (NT, §4), tretåig hackspett (NT, §4) och nattviol (§8).</w:t>
       </w:r>
     </w:p>
     <w:p>
@@ -256,6 +278,17 @@
         <w:rPr>
           <w:b/>
         </w:rPr>
+        <w:t>Talltita (NT, §4)</w:t>
+      </w:r>
+      <w:r>
+        <w:t>, rödlistad som nära hotad och prioriterad art i Skogsvårdslagen har häckningsrevir i anmälan. Arten har minskat kraftigt de senaste 30 åren och minskningstakten innevarande 10-årsperiod beräknas till 20 (10–30) %. Talltitan är synnerligen trogen sitt cirka 15 hektar stora revir och är beroende av flerskiktade olikåldriga skogar för att kunna föda upp sina ungar. Talltitan försvinner om dess livsmiljö kalavverkas (Eggers &amp; Low (2014); Ekman (1979); Griesser et al (2007); Klein (2020); Siffczyk et al (2003); SLU Artdatabanken (2021).</w:t>
+      </w:r>
+    </w:p>
+    <w:p>
+      <w:r>
+        <w:rPr>
+          <w:b/>
+        </w:rPr>
         <w:t>Tretåig hackspett (NT, §4)</w:t>
       </w:r>
       <w:r>
@@ -277,7 +310,9 @@
         <w:pStyle w:val="Title"/>
       </w:pPr>
       <w:r>
-        <w:t>BILAGA 1 – Fridlysta arter</w:t>
+        <w:t>BILAGA 1 –</w:t>
+        <w:br/>
+        <w:t>Fridlysta och rödlistade arter</w:t>
       </w:r>
     </w:p>
     <w:p>
@@ -419,6 +454,207 @@
       </w:r>
       <w:r>
         <w:t>https://www.skogsstyrelsen.se/lag-och-tillsyn/artskydd/vagledningar-och-kunskapsstod-artskydd/vagledning-for-hansyn-till-knarot/</w:t>
+      </w:r>
+    </w:p>
+    <w:p>
+      <w:r>
+        <w:t xml:space="preserve">SLU Artdatabanken, 2021. </w:t>
+      </w:r>
+      <w:r>
+        <w:rPr>
+          <w:i/>
+        </w:rPr>
+        <w:t xml:space="preserve">Artfaktablad. Naturvård – artfakta. </w:t>
+      </w:r>
+      <w:r>
+        <w:t>SLU Artdatabanken, Uppsala</w:t>
+      </w:r>
+    </w:p>
+    <w:p>
+      <w:pPr>
+        <w:pStyle w:val="Heading1"/>
+      </w:pPr>
+      <w:r>
+        <w:t>Lunglav – ekologi samt krav på livsmiljön</w:t>
+      </w:r>
+    </w:p>
+    <w:p>
+      <w:r>
+        <w:t>Lunglav (NT) är en av vårt lands främsta signalarter som överallt indikerar gamla lövträd, skogsbestånd med höga naturvärden och ekosystem med lång skoglig kontinuitet. Lokalt kan förekomsten vara mycket riklig men den hittas nästan enbart i gamla och ej slutavverkade skogar. Artens samtliga förekomster bör uppmärksammas från naturvårdssynpunkt, då många lokaler även hyser andra ovanliga och rödlistade arter. Rikliga förekomster bör skyddas med biotopskydd, frivilliga avsättningar eller reservat (SLU Artdatabanken, 2024; Nitare &amp; Skogsstyrelsen, 2019).</w:t>
+      </w:r>
+    </w:p>
+    <w:p>
+      <w:r>
+        <w:t xml:space="preserve">På lunglav kan man sällsynt finna små svarta skivlika bildningar som liknar apothecier men som är en parasitisk svamp, Lunglavsknapp </w:t>
+      </w:r>
+      <w:r>
+        <w:rPr>
+          <w:i/>
+        </w:rPr>
+        <w:t>Plectocarpon lichenum</w:t>
+      </w:r>
+      <w:r>
+        <w:t xml:space="preserve"> (VU). Det finns ytterligare två rödlistade parasiter vilka bara förekommer på lunglav, Skrovelmössing </w:t>
+      </w:r>
+      <w:r>
+        <w:rPr>
+          <w:i/>
+        </w:rPr>
+        <w:t>Dactylospora lobariella</w:t>
+      </w:r>
+      <w:r>
+        <w:t xml:space="preserve"> (rödlistad som Kunskapsbrist DD) och Lunglavshårprick </w:t>
+      </w:r>
+      <w:r>
+        <w:rPr>
+          <w:i/>
+        </w:rPr>
+        <w:t>Niesslia lobariae</w:t>
+      </w:r>
+      <w:r>
+        <w:t xml:space="preserve"> (rödlistad som Kunskapsbrist DD). Skrovelmössing (DD) har små svarta apothecier och bruna, 1-septerade sporer och Lunglavshårprick (DD) har brunhåriga perithecier och färglösa, 1-septerade sporer (SLU Artdatabanken, 2024; Nitare &amp; Skogsstyrelsen, 2019).</w:t>
+      </w:r>
+    </w:p>
+    <w:p>
+      <w:pPr>
+        <w:pStyle w:val="Heading2"/>
+      </w:pPr>
+      <w:r>
+        <w:t>Referenser – lunglav</w:t>
+      </w:r>
+    </w:p>
+    <w:p>
+      <w:r>
+        <w:t xml:space="preserve">Nitare, J. och Skogsstyrelsen, 2019. </w:t>
+      </w:r>
+      <w:r>
+        <w:rPr>
+          <w:i/>
+        </w:rPr>
+        <w:t xml:space="preserve">Skyddsvärd skog – Naturvårdsarter och andra kriterier för naturvärdesbedömning. </w:t>
+      </w:r>
+      <w:r>
+        <w:t>Skogsstyrelsen.</w:t>
+      </w:r>
+    </w:p>
+    <w:p>
+      <w:r>
+        <w:t xml:space="preserve">SLU Artdatabanken, 2024. </w:t>
+      </w:r>
+      <w:r>
+        <w:rPr>
+          <w:i/>
+        </w:rPr>
+        <w:t xml:space="preserve">Artfaktablad. Naturvård – artfakta. </w:t>
+      </w:r>
+      <w:r>
+        <w:t>SLU Artdatabanken, Uppsala.</w:t>
+      </w:r>
+    </w:p>
+    <w:p>
+      <w:pPr>
+        <w:pStyle w:val="Heading1"/>
+      </w:pPr>
+      <w:r>
+        <w:t>Talltita – ekologi samt krav på livsmiljön</w:t>
+      </w:r>
+    </w:p>
+    <w:p>
+      <w:r>
+        <w:t>Talltita är rödlistad som NT, fridlyst och prioriterad art i Skogsvårdslagen. Den omfattas av EU:s fågeldirektiv. Arten har minskat kraftigt de senaste 30 åren och minskningstakten innevarande 10-årsperiod beräknas till 20 (10–30) % (SLU Artdatabanken, 2022).</w:t>
+      </w:r>
+    </w:p>
+    <w:p>
+      <w:r>
+        <w:t>Talltita föredrar större sammanhängande barrskogar, och finns såväl i tallskog som granskog och i lövblandad barrskog. Skogens struktur är viktig och ska helst vara flerskiktad med riklig underväxt av mindre granar, björk och andra lövträd och buskar. Tillgång på murknande högstubbar är särskilt viktig, eftersom talltitan helst själv hackar ut sitt bohål (SLU Artdatabanken, 2022).</w:t>
+      </w:r>
+    </w:p>
+    <w:p>
+      <w:r>
+        <w:t>Det finns flera studier som visar att talltita är känslig för gallring och inte överlever när dess livsmiljö kalavverkas (Eggers and Low, 2014; Griesser et al., 2007; Klein, 2020). Talltitans revir är förhållandevis stora, 10–20 hektar och arten missgynnas när skogen fragmenteras. Kalavverkning av större delar av reviret innebär att det överges (Artdatabanken, 2021).</w:t>
+      </w:r>
+    </w:p>
+    <w:p>
+      <w:r>
+        <w:t>Talltitan är synnerligen trogen sitt revir så länge paret lever och biotopen förblir intakt. Paret stannar i sitt revir året om. En förlust av ett revir har därför en stor inverkan på den lokala populationen och trakthyggesbruket anses vara orsak till den svenska populationens kraftiga minskning. Talltiteparets revirtrohet innebär att närhelst under året man observerar en adult talltita så ingår denna plats i reviret (Siffczyk et al., 2003; Ekman, 1979).</w:t>
+      </w:r>
+    </w:p>
+    <w:p>
+      <w:pPr>
+        <w:pStyle w:val="Heading2"/>
+      </w:pPr>
+      <w:r>
+        <w:t>Referenser – talltita</w:t>
+      </w:r>
+    </w:p>
+    <w:p>
+      <w:r>
+        <w:t xml:space="preserve">Eggers, S., Low, M., 2014. </w:t>
+      </w:r>
+      <w:r>
+        <w:rPr>
+          <w:i/>
+        </w:rPr>
+        <w:t xml:space="preserve">Differential demographic responses of sympatric Parids to vegetation management in boreal forest. </w:t>
+      </w:r>
+      <w:r>
+        <w:t>For. Ecol. Manage. 319, 169–175.</w:t>
+      </w:r>
+    </w:p>
+    <w:p>
+      <w:r>
+        <w:t xml:space="preserve">Ekman, J., 1979. </w:t>
+      </w:r>
+      <w:r>
+        <w:rPr>
+          <w:i/>
+        </w:rPr>
+        <w:t xml:space="preserve">Coherence, composition and territories of winter social groups of the Willow Tit Parus montanus and the Crested Tit P. cristatus. </w:t>
+      </w:r>
+      <w:r>
+        <w:t>Ornis Scandinavica, 10, pp 56–68</w:t>
+      </w:r>
+    </w:p>
+    <w:p>
+      <w:r>
+        <w:t xml:space="preserve">Griesser, M., Nystrand, M., Eggers, S., Ekman, J., 2007. </w:t>
+      </w:r>
+      <w:r>
+        <w:rPr>
+          <w:i/>
+        </w:rPr>
+        <w:t xml:space="preserve">Impact of forestry practices on fitness correlates and population productivity in an open-nesting bird species. </w:t>
+      </w:r>
+      <w:r>
+        <w:t>Conserv. Biol. 21, 767–774. https://doi.org/10.1111/j.1523- 1739.2007.00675.x</w:t>
+      </w:r>
+    </w:p>
+    <w:p>
+      <w:r>
+        <w:t xml:space="preserve">Klein, J., 2020. </w:t>
+      </w:r>
+      <w:r>
+        <w:rPr>
+          <w:i/>
+        </w:rPr>
+        <w:t xml:space="preserve">The forgotten forest – On thinning, retention, and biodiversity in the boreal forest. </w:t>
+      </w:r>
+      <w:r>
+        <w:t>Doctoral Thesis No. 2020:50</w:t>
+      </w:r>
+    </w:p>
+    <w:p>
+      <w:r>
+        <w:t xml:space="preserve">Siffczyk, C., Brotons, L., Kangas, K., Orell, M., 2003. </w:t>
+      </w:r>
+      <w:r>
+        <w:rPr>
+          <w:i/>
+        </w:rPr>
+        <w:t xml:space="preserve">Home range size of willow tits. </w:t>
+      </w:r>
+      <w:r>
+        <w:t>Oecologica, 136, 635–642 (2003)</w:t>
       </w:r>
     </w:p>
     <w:p>
@@ -726,7 +962,7 @@
     <w:r>
       <w:tab/>
       <w:tab/>
-      <w:t>2025-06-16</w:t>
+      <w:t>2025-06-17</w:t>
       <w:br/>
       <w:br/>
     </w:r>

--- a/tillsyn/A 26180-2025 tillsynsbegäran.docx
+++ b/tillsyn/A 26180-2025 tillsynsbegäran.docx
@@ -962,7 +962,7 @@
     <w:r>
       <w:tab/>
       <w:tab/>
-      <w:t>2025-06-17</w:t>
+      <w:t>2025-06-18</w:t>
       <w:br/>
       <w:br/>
     </w:r>

--- a/tillsyn/A 26180-2025 tillsynsbegäran.docx
+++ b/tillsyn/A 26180-2025 tillsynsbegäran.docx
@@ -962,7 +962,7 @@
     <w:r>
       <w:tab/>
       <w:tab/>
-      <w:t>2025-06-18</w:t>
+      <w:t>2025-06-19</w:t>
       <w:br/>
       <w:br/>
     </w:r>

--- a/tillsyn/A 26180-2025 tillsynsbegäran.docx
+++ b/tillsyn/A 26180-2025 tillsynsbegäran.docx
@@ -962,7 +962,7 @@
     <w:r>
       <w:tab/>
       <w:tab/>
-      <w:t>2025-06-19</w:t>
+      <w:t>2025-06-20</w:t>
       <w:br/>
       <w:br/>
     </w:r>

--- a/tillsyn/A 26180-2025 tillsynsbegäran.docx
+++ b/tillsyn/A 26180-2025 tillsynsbegäran.docx
@@ -962,7 +962,7 @@
     <w:r>
       <w:tab/>
       <w:tab/>
-      <w:t>2025-06-20</w:t>
+      <w:t>2025-06-21</w:t>
       <w:br/>
       <w:br/>
     </w:r>

--- a/tillsyn/A 26180-2025 tillsynsbegäran.docx
+++ b/tillsyn/A 26180-2025 tillsynsbegäran.docx
@@ -962,7 +962,7 @@
     <w:r>
       <w:tab/>
       <w:tab/>
-      <w:t>2025-06-21</w:t>
+      <w:t>2025-06-22</w:t>
       <w:br/>
       <w:br/>
     </w:r>

--- a/tillsyn/A 26180-2025 tillsynsbegäran.docx
+++ b/tillsyn/A 26180-2025 tillsynsbegäran.docx
@@ -962,7 +962,7 @@
     <w:r>
       <w:tab/>
       <w:tab/>
-      <w:t>2025-06-22</w:t>
+      <w:t>2025-06-23</w:t>
       <w:br/>
       <w:br/>
     </w:r>

--- a/tillsyn/A 26180-2025 tillsynsbegäran.docx
+++ b/tillsyn/A 26180-2025 tillsynsbegäran.docx
@@ -962,7 +962,7 @@
     <w:r>
       <w:tab/>
       <w:tab/>
-      <w:t>2025-06-23</w:t>
+      <w:t>2025-06-24</w:t>
       <w:br/>
       <w:br/>
     </w:r>

--- a/tillsyn/A 26180-2025 tillsynsbegäran.docx
+++ b/tillsyn/A 26180-2025 tillsynsbegäran.docx
@@ -962,7 +962,7 @@
     <w:r>
       <w:tab/>
       <w:tab/>
-      <w:t>2025-06-24</w:t>
+      <w:t>2025-06-25</w:t>
       <w:br/>
       <w:br/>
     </w:r>

--- a/tillsyn/A 26180-2025 tillsynsbegäran.docx
+++ b/tillsyn/A 26180-2025 tillsynsbegäran.docx
@@ -962,7 +962,7 @@
     <w:r>
       <w:tab/>
       <w:tab/>
-      <w:t>2025-06-25</w:t>
+      <w:t>2025-06-26</w:t>
       <w:br/>
       <w:br/>
     </w:r>

--- a/tillsyn/A 26180-2025 tillsynsbegäran.docx
+++ b/tillsyn/A 26180-2025 tillsynsbegäran.docx
@@ -962,7 +962,7 @@
     <w:r>
       <w:tab/>
       <w:tab/>
-      <w:t>2025-06-26</w:t>
+      <w:t>2025-06-27</w:t>
       <w:br/>
       <w:br/>
     </w:r>

--- a/tillsyn/A 26180-2025 tillsynsbegäran.docx
+++ b/tillsyn/A 26180-2025 tillsynsbegäran.docx
@@ -962,7 +962,7 @@
     <w:r>
       <w:tab/>
       <w:tab/>
-      <w:t>2025-06-27</w:t>
+      <w:t>2025-06-28</w:t>
       <w:br/>
       <w:br/>
     </w:r>

--- a/tillsyn/A 26180-2025 tillsynsbegäran.docx
+++ b/tillsyn/A 26180-2025 tillsynsbegäran.docx
@@ -962,7 +962,7 @@
     <w:r>
       <w:tab/>
       <w:tab/>
-      <w:t>2025-06-28</w:t>
+      <w:t>2025-06-29</w:t>
       <w:br/>
       <w:br/>
     </w:r>

--- a/tillsyn/A 26180-2025 tillsynsbegäran.docx
+++ b/tillsyn/A 26180-2025 tillsynsbegäran.docx
@@ -962,7 +962,7 @@
     <w:r>
       <w:tab/>
       <w:tab/>
-      <w:t>2025-06-29</w:t>
+      <w:t>2025-06-30</w:t>
       <w:br/>
       <w:br/>
     </w:r>

--- a/tillsyn/A 26180-2025 tillsynsbegäran.docx
+++ b/tillsyn/A 26180-2025 tillsynsbegäran.docx
@@ -962,7 +962,7 @@
     <w:r>
       <w:tab/>
       <w:tab/>
-      <w:t>2025-06-30</w:t>
+      <w:t>2025-07-01</w:t>
       <w:br/>
       <w:br/>
     </w:r>

--- a/tillsyn/A 26180-2025 tillsynsbegäran.docx
+++ b/tillsyn/A 26180-2025 tillsynsbegäran.docx
@@ -962,7 +962,7 @@
     <w:r>
       <w:tab/>
       <w:tab/>
-      <w:t>2025-07-01</w:t>
+      <w:t>2025-07-02</w:t>
       <w:br/>
       <w:br/>
     </w:r>

--- a/tillsyn/A 26180-2025 tillsynsbegäran.docx
+++ b/tillsyn/A 26180-2025 tillsynsbegäran.docx
@@ -962,7 +962,7 @@
     <w:r>
       <w:tab/>
       <w:tab/>
-      <w:t>2025-07-02</w:t>
+      <w:t>2025-07-03</w:t>
       <w:br/>
       <w:br/>
     </w:r>

--- a/tillsyn/A 26180-2025 tillsynsbegäran.docx
+++ b/tillsyn/A 26180-2025 tillsynsbegäran.docx
@@ -962,7 +962,7 @@
     <w:r>
       <w:tab/>
       <w:tab/>
-      <w:t>2025-07-03</w:t>
+      <w:t>2025-07-04</w:t>
       <w:br/>
       <w:br/>
     </w:r>

--- a/tillsyn/A 26180-2025 tillsynsbegäran.docx
+++ b/tillsyn/A 26180-2025 tillsynsbegäran.docx
@@ -962,7 +962,7 @@
     <w:r>
       <w:tab/>
       <w:tab/>
-      <w:t>2025-07-04</w:t>
+      <w:t>2025-07-05</w:t>
       <w:br/>
       <w:br/>
     </w:r>

--- a/tillsyn/A 26180-2025 tillsynsbegäran.docx
+++ b/tillsyn/A 26180-2025 tillsynsbegäran.docx
@@ -962,7 +962,7 @@
     <w:r>
       <w:tab/>
       <w:tab/>
-      <w:t>2025-07-05</w:t>
+      <w:t>2025-07-06</w:t>
       <w:br/>
       <w:br/>
     </w:r>

--- a/tillsyn/A 26180-2025 tillsynsbegäran.docx
+++ b/tillsyn/A 26180-2025 tillsynsbegäran.docx
@@ -962,7 +962,7 @@
     <w:r>
       <w:tab/>
       <w:tab/>
-      <w:t>2025-07-06</w:t>
+      <w:t>2025-07-07</w:t>
       <w:br/>
       <w:br/>
     </w:r>

--- a/tillsyn/A 26180-2025 tillsynsbegäran.docx
+++ b/tillsyn/A 26180-2025 tillsynsbegäran.docx
@@ -962,7 +962,7 @@
     <w:r>
       <w:tab/>
       <w:tab/>
-      <w:t>2025-07-07</w:t>
+      <w:t>2025-07-08</w:t>
       <w:br/>
       <w:br/>
     </w:r>

--- a/tillsyn/A 26180-2025 tillsynsbegäran.docx
+++ b/tillsyn/A 26180-2025 tillsynsbegäran.docx
@@ -131,7 +131,25 @@
         <w:t>Lunglav (NT)</w:t>
       </w:r>
       <w:r>
-        <w:t xml:space="preserve"> är en av vårt lands främsta signalarter som överallt indikerar gamla lövträd, skogsbestånd med höga naturvärden och ekosystem med lång skoglig kontinuitet. Lokalt kan förekomsten vara mycket riklig men den hittas nästan enbart i gamla och ej slutavverkade skogar. Artens samtliga förekomster bör uppmärksammas från naturvårdssynpunkt, då många lokaler även hyser andra ovanliga och rödlistade arter. Rikliga förekomster bör skyddas med biotopskydd, frivilliga avsättningar eller reservat (SLU Artdatabanken, 2024; Nitare &amp; Skogsstyrelsen, 2019).</w:t>
+        <w:t xml:space="preserve"> är en av vårt lands främsta signalarter som överallt indikerar gamla lövträd, skogsbestånd med höga naturvärden och ekosystem med lång skoglig kontinuitet. Lokalt kan förekomsten vara mycket riklig men den hittas nästan enbart i gamla och ej slutavverkade skogar. Artens samtliga förekomster bör uppmärksammas från naturvårdssynpunkt, då många lokaler även hyser andra ovanliga och rödlistade arter. Rikliga förekomster bör skyddas med biotopskydd, frivilliga avsättningar eller reservat. Det finns ett antal sällsynta lavparasiter som växer på lunglav: lunglavsknapp (VU), skrovelmössing (DD), lunglavshårprick (DD), </w:t>
+      </w:r>
+      <w:r>
+        <w:rPr>
+          <w:i/>
+        </w:rPr>
+        <w:t>Calycina alstrupii</w:t>
+      </w:r>
+      <w:r>
+        <w:t xml:space="preserve"> (NA) och </w:t>
+      </w:r>
+      <w:r>
+        <w:rPr>
+          <w:i/>
+        </w:rPr>
+        <w:t>Chalara lobariae</w:t>
+      </w:r>
+      <w:r>
+        <w:t xml:space="preserve"> (NA) (SLU Artdatabanken, 2025; SLU Artdatabanken, 2024; Nitare &amp; Skogsstyrelsen, 2019).</w:t>
       </w:r>
     </w:p>
     <w:p>
@@ -494,7 +512,7 @@
         <w:t>Plectocarpon lichenum</w:t>
       </w:r>
       <w:r>
-        <w:t xml:space="preserve"> (VU). Det finns ytterligare två rödlistade parasiter vilka bara förekommer på lunglav, Skrovelmössing </w:t>
+        <w:t xml:space="preserve"> (VU). Det finns ytterligare ett antal parasiter vilka bara förekommer på lunglav: Skrovelmössing </w:t>
       </w:r>
       <w:r>
         <w:rPr>
@@ -512,7 +530,25 @@
         <w:t>Niesslia lobariae</w:t>
       </w:r>
       <w:r>
-        <w:t xml:space="preserve"> (rödlistad som Kunskapsbrist DD). Skrovelmössing (DD) har små svarta apothecier och bruna, 1-septerade sporer och Lunglavshårprick (DD) har brunhåriga perithecier och färglösa, 1-septerade sporer (SLU Artdatabanken, 2024; Nitare &amp; Skogsstyrelsen, 2019).</w:t>
+        <w:t xml:space="preserve"> (rödlistad som Kunskapsbrist DD). Skrovelmössing (DD) har små svarta apothecier och bruna, 1-septerade sporer och Lunglavshårprick (DD) har brunhåriga perithecier och färglösa, 1-septerade sporer. Nyligen har ytterligare två lavparasiter påträffats i Sverige som växer på lunglav: </w:t>
+      </w:r>
+      <w:r>
+        <w:rPr>
+          <w:i/>
+        </w:rPr>
+        <w:t>Calycina alstrupii</w:t>
+      </w:r>
+      <w:r>
+        <w:t xml:space="preserve"> (NA) och </w:t>
+      </w:r>
+      <w:r>
+        <w:rPr>
+          <w:i/>
+        </w:rPr>
+        <w:t>Chalara lobariae</w:t>
+      </w:r>
+      <w:r>
+        <w:t xml:space="preserve"> (NA) (SLU Artdatabanken, 2025; SLU Artdatabanken, 2024; Nitare &amp; Skogsstyrelsen, 2019).</w:t>
       </w:r>
     </w:p>
     <w:p>
@@ -549,6 +585,20 @@
       </w:r>
       <w:r>
         <w:t>SLU Artdatabanken, Uppsala.</w:t>
+      </w:r>
+    </w:p>
+    <w:p>
+      <w:r>
+        <w:t xml:space="preserve">SLU Artdatabanken, 2025. </w:t>
+      </w:r>
+      <w:r>
+        <w:rPr>
+          <w:i/>
+        </w:rPr>
+        <w:t xml:space="preserve">Över 20 nya lavparasiter för Sverige. </w:t>
+      </w:r>
+      <w:r>
+        <w:t>https://www.slu.se/artdatabanken/arter-och-natur/artiklar/over-20-nya-lavparasiter-for-sverige/</w:t>
       </w:r>
     </w:p>
     <w:p>
@@ -962,7 +1012,7 @@
     <w:r>
       <w:tab/>
       <w:tab/>
-      <w:t>2025-07-08</w:t>
+      <w:t>2025-07-09</w:t>
       <w:br/>
       <w:br/>
     </w:r>

--- a/tillsyn/A 26180-2025 tillsynsbegäran.docx
+++ b/tillsyn/A 26180-2025 tillsynsbegäran.docx
@@ -1012,7 +1012,7 @@
     <w:r>
       <w:tab/>
       <w:tab/>
-      <w:t>2025-07-09</w:t>
+      <w:t>2025-07-11</w:t>
       <w:br/>
       <w:br/>
     </w:r>

--- a/tillsyn/A 26180-2025 tillsynsbegäran.docx
+++ b/tillsyn/A 26180-2025 tillsynsbegäran.docx
@@ -1012,7 +1012,7 @@
     <w:r>
       <w:tab/>
       <w:tab/>
-      <w:t>2025-07-11</w:t>
+      <w:t>2025-07-12</w:t>
       <w:br/>
       <w:br/>
     </w:r>

--- a/tillsyn/A 26180-2025 tillsynsbegäran.docx
+++ b/tillsyn/A 26180-2025 tillsynsbegäran.docx
@@ -1012,7 +1012,7 @@
     <w:r>
       <w:tab/>
       <w:tab/>
-      <w:t>2025-07-12</w:t>
+      <w:t>2025-07-13</w:t>
       <w:br/>
       <w:br/>
     </w:r>

--- a/tillsyn/A 26180-2025 tillsynsbegäran.docx
+++ b/tillsyn/A 26180-2025 tillsynsbegäran.docx
@@ -1012,7 +1012,7 @@
     <w:r>
       <w:tab/>
       <w:tab/>
-      <w:t>2025-07-13</w:t>
+      <w:t>2025-07-14</w:t>
       <w:br/>
       <w:br/>
     </w:r>

--- a/tillsyn/A 26180-2025 tillsynsbegäran.docx
+++ b/tillsyn/A 26180-2025 tillsynsbegäran.docx
@@ -1050,7 +1050,7 @@
     <w:r>
       <w:tab/>
       <w:tab/>
-      <w:t>2025-08-06</w:t>
+      <w:t>2025-08-09</w:t>
       <w:br/>
       <w:br/>
     </w:r>
